--- a/tech-report-cover.docx
+++ b/tech-report-cover.docx
@@ -124,6 +124,17 @@
                 <w:szCs w:val="36"/>
                 <w:lang w:val="en-CA"/>
               </w:rPr>
+              <w:t xml:space="preserve">Salmon </w:t>
+            </w:r>
+            <w:r>
+              <w:rPr>
+                <w:rFonts w:ascii="Microsoft Sans Serif" w:hAnsi="Microsoft Sans Serif" w:cs="Microsoft Sans Serif"/>
+                <w:b/>
+                <w:noProof/>
+                <w:sz w:val="36"/>
+                <w:szCs w:val="36"/>
+                <w:lang w:val="en-CA"/>
+              </w:rPr>
               <w:t xml:space="preserve">Marine </w:t>
             </w:r>
             <w:r>
@@ -668,11 +679,10 @@
               <w:rPr>
                 <w:rFonts w:ascii="Microsoft Sans Serif" w:hAnsi="Microsoft Sans Serif" w:cs="Microsoft Sans Serif"/>
                 <w:b/>
-                <w:noProof/>
                 <w:sz w:val="36"/>
                 <w:szCs w:val="36"/>
               </w:rPr>
-              <w:t>####</w:t>
+              <w:t>3826</w:t>
             </w:r>
             <w:r>
               <w:rPr>
